--- a/material/instalacao/instalacao_sdk_net_vscode.docx
+++ b/material/instalacao/instalacao_sdk_net_vscode.docx
@@ -141,7 +141,6 @@
           <w:rFonts w:ascii="Verdana" w:hAnsi="Verdana"/>
           <w:sz w:val="28"/>
           <w:szCs w:val="28"/>
-          <w:lang w:val="en-US"/>
         </w:rPr>
       </w:pPr>
       <w:r>
@@ -339,7 +338,6 @@
           <w:rFonts w:ascii="Verdana" w:hAnsi="Verdana"/>
           <w:sz w:val="28"/>
           <w:szCs w:val="28"/>
-          <w:lang w:val="en-US"/>
         </w:rPr>
         <w:t xml:space="preserve">Link para </w:t>
       </w:r>
@@ -348,7 +346,6 @@
           <w:rFonts w:ascii="Verdana" w:hAnsi="Verdana"/>
           <w:sz w:val="28"/>
           <w:szCs w:val="28"/>
-          <w:lang w:val="en-US"/>
         </w:rPr>
         <w:t>Download (</w:t>
       </w:r>
@@ -357,7 +354,6 @@
           <w:rFonts w:ascii="Verdana" w:hAnsi="Verdana"/>
           <w:sz w:val="28"/>
           <w:szCs w:val="28"/>
-          <w:lang w:val="en-US"/>
         </w:rPr>
         <w:t xml:space="preserve">.NET </w:t>
       </w:r>
@@ -366,7 +362,6 @@
           <w:rFonts w:ascii="Verdana" w:hAnsi="Verdana"/>
           <w:sz w:val="28"/>
           <w:szCs w:val="28"/>
-          <w:lang w:val="en-US"/>
         </w:rPr>
         <w:t>10</w:t>
       </w:r>
@@ -375,7 +370,6 @@
           <w:rFonts w:ascii="Verdana" w:hAnsi="Verdana"/>
           <w:sz w:val="28"/>
           <w:szCs w:val="28"/>
-          <w:lang w:val="en-US"/>
         </w:rPr>
         <w:t>)</w:t>
       </w:r>
@@ -384,7 +378,6 @@
           <w:rFonts w:ascii="Verdana" w:hAnsi="Verdana"/>
           <w:sz w:val="28"/>
           <w:szCs w:val="28"/>
-          <w:lang w:val="en-US"/>
         </w:rPr>
         <w:t>:</w:t>
       </w:r>
@@ -395,7 +388,6 @@
           <w:rFonts w:ascii="Verdana" w:hAnsi="Verdana"/>
           <w:sz w:val="28"/>
           <w:szCs w:val="28"/>
-          <w:lang w:val="en-US"/>
         </w:rPr>
       </w:pPr>
       <w:hyperlink r:id="rId7" w:history="1">
@@ -405,7 +397,6 @@
             <w:rFonts w:ascii="Verdana" w:hAnsi="Verdana"/>
             <w:sz w:val="28"/>
             <w:szCs w:val="28"/>
-            <w:lang w:val="en-US"/>
           </w:rPr>
           <w:t>https://dotnet.microsoft.com/pt-br/download/dotnet/10.0</w:t>
         </w:r>
@@ -417,22 +408,20 @@
           <w:rFonts w:ascii="Verdana" w:hAnsi="Verdana"/>
           <w:sz w:val="28"/>
           <w:szCs w:val="28"/>
-          <w:lang w:val="en-US"/>
-        </w:rPr>
-      </w:pPr>
-    </w:p>
-    <w:p>
-      <w:pPr>
-        <w:rPr>
-          <w:rFonts w:ascii="Verdana" w:hAnsi="Verdana"/>
-          <w:sz w:val="28"/>
-          <w:szCs w:val="28"/>
-        </w:rPr>
-      </w:pPr>
-      <w:r>
-        <w:rPr>
-          <w:rFonts w:ascii="Verdana" w:hAnsi="Verdana"/>
-          <w:noProof/>
+        </w:rPr>
+      </w:pPr>
+    </w:p>
+    <w:p>
+      <w:pPr>
+        <w:rPr>
+          <w:rFonts w:ascii="Verdana" w:hAnsi="Verdana"/>
+          <w:sz w:val="28"/>
+          <w:szCs w:val="28"/>
+        </w:rPr>
+      </w:pPr>
+      <w:r>
+        <w:rPr>
+          <w:rFonts w:ascii="Verdana" w:hAnsi="Verdana"/>
           <w:sz w:val="28"/>
           <w:szCs w:val="28"/>
         </w:rPr>
@@ -562,7 +551,6 @@
           <w:sz w:val="28"/>
           <w:szCs w:val="28"/>
         </w:rPr>
-        <w:lastRenderedPageBreak/>
         <w:t>Instalação</w:t>
       </w:r>
     </w:p>
@@ -964,7 +952,6 @@
       <w:r>
         <w:rPr>
           <w:rFonts w:ascii="Verdana" w:hAnsi="Verdana"/>
-          <w:noProof/>
           <w:sz w:val="28"/>
           <w:szCs w:val="28"/>
         </w:rPr>
@@ -1044,9 +1031,7 @@
           <w:szCs w:val="28"/>
         </w:rPr>
       </w:pPr>
-    </w:p>
-    <w:p>
-      <w:pPr>
+      <w:r>
         <w:rPr>
           <w:rFonts w:ascii="Verdana" w:hAnsi="Verdana"/>
           <w:b/>
@@ -1054,10 +1039,11 @@
           <w:sz w:val="28"/>
           <w:szCs w:val="28"/>
         </w:rPr>
-      </w:pPr>
-    </w:p>
-    <w:p>
-      <w:pPr>
+        <w:lastRenderedPageBreak/>
+        <w:t xml:space="preserve">Visual Studio </w:t>
+      </w:r>
+      <w:proofErr w:type="spellStart"/>
+      <w:r>
         <w:rPr>
           <w:rFonts w:ascii="Verdana" w:hAnsi="Verdana"/>
           <w:b/>
@@ -1065,57 +1051,36 @@
           <w:sz w:val="28"/>
           <w:szCs w:val="28"/>
         </w:rPr>
-      </w:pPr>
-      <w:r>
-        <w:rPr>
-          <w:rFonts w:ascii="Verdana" w:hAnsi="Verdana"/>
-          <w:b/>
-          <w:bCs/>
-          <w:sz w:val="28"/>
-          <w:szCs w:val="28"/>
-        </w:rPr>
-        <w:lastRenderedPageBreak/>
-        <w:t xml:space="preserve">Visual Studio </w:t>
+        <w:t>Code</w:t>
+      </w:r>
+      <w:proofErr w:type="spellEnd"/>
+    </w:p>
+    <w:p>
+      <w:pPr>
+        <w:rPr>
+          <w:rFonts w:ascii="Verdana" w:hAnsi="Verdana"/>
+          <w:sz w:val="28"/>
+          <w:szCs w:val="28"/>
+        </w:rPr>
+      </w:pPr>
+      <w:r>
+        <w:rPr>
+          <w:rFonts w:ascii="Verdana" w:hAnsi="Verdana"/>
+          <w:sz w:val="28"/>
+          <w:szCs w:val="28"/>
+        </w:rPr>
+        <w:t xml:space="preserve">O Visual Studio </w:t>
       </w:r>
       <w:proofErr w:type="spellStart"/>
       <w:r>
         <w:rPr>
           <w:rFonts w:ascii="Verdana" w:hAnsi="Verdana"/>
-          <w:b/>
-          <w:bCs/>
           <w:sz w:val="28"/>
           <w:szCs w:val="28"/>
         </w:rPr>
         <w:t>Code</w:t>
       </w:r>
       <w:proofErr w:type="spellEnd"/>
-    </w:p>
-    <w:p>
-      <w:pPr>
-        <w:rPr>
-          <w:rFonts w:ascii="Verdana" w:hAnsi="Verdana"/>
-          <w:sz w:val="28"/>
-          <w:szCs w:val="28"/>
-        </w:rPr>
-      </w:pPr>
-      <w:r>
-        <w:rPr>
-          <w:rFonts w:ascii="Verdana" w:hAnsi="Verdana"/>
-          <w:sz w:val="28"/>
-          <w:szCs w:val="28"/>
-        </w:rPr>
-        <w:t xml:space="preserve">O Visual Studio </w:t>
-      </w:r>
-      <w:proofErr w:type="spellStart"/>
-      <w:r>
-        <w:rPr>
-          <w:rFonts w:ascii="Verdana" w:hAnsi="Verdana"/>
-          <w:sz w:val="28"/>
-          <w:szCs w:val="28"/>
-        </w:rPr>
-        <w:t>Code</w:t>
-      </w:r>
-      <w:proofErr w:type="spellEnd"/>
       <w:r>
         <w:rPr>
           <w:rFonts w:ascii="Verdana" w:hAnsi="Verdana"/>
@@ -1124,23 +1089,13 @@
         </w:rPr>
         <w:t xml:space="preserve"> é a IDE que utilizaremos para desenvolver utilizando a linguagem </w:t>
       </w:r>
-      <w:proofErr w:type="gramStart"/>
-      <w:r>
-        <w:rPr>
-          <w:rFonts w:ascii="Verdana" w:hAnsi="Verdana"/>
-          <w:sz w:val="28"/>
-          <w:szCs w:val="28"/>
-        </w:rPr>
-        <w:t>.NET(</w:t>
-      </w:r>
-      <w:proofErr w:type="gramEnd"/>
-      <w:r>
-        <w:rPr>
-          <w:rFonts w:ascii="Verdana" w:hAnsi="Verdana"/>
-          <w:sz w:val="28"/>
-          <w:szCs w:val="28"/>
-        </w:rPr>
-        <w:t>C#)</w:t>
+      <w:r>
+        <w:rPr>
+          <w:rFonts w:ascii="Verdana" w:hAnsi="Verdana"/>
+          <w:sz w:val="28"/>
+          <w:szCs w:val="28"/>
+        </w:rPr>
+        <w:t>.NET(C#)</w:t>
       </w:r>
       <w:r>
         <w:rPr>
@@ -1247,7 +1202,6 @@
       <w:r>
         <w:rPr>
           <w:rFonts w:ascii="Verdana" w:hAnsi="Verdana"/>
-          <w:noProof/>
           <w:sz w:val="28"/>
           <w:szCs w:val="28"/>
         </w:rPr>
@@ -1302,7 +1256,6 @@
       <w:r>
         <w:rPr>
           <w:rFonts w:ascii="Verdana" w:hAnsi="Verdana"/>
-          <w:noProof/>
           <w:sz w:val="28"/>
           <w:szCs w:val="28"/>
         </w:rPr>
@@ -1438,7 +1391,6 @@
       <w:r>
         <w:rPr>
           <w:rFonts w:ascii="Verdana" w:hAnsi="Verdana"/>
-          <w:noProof/>
           <w:sz w:val="28"/>
           <w:szCs w:val="28"/>
         </w:rPr>
@@ -1596,13 +1548,6 @@
       </w:r>
     </w:p>
     <w:p>
-      <w:pPr>
-        <w:rPr>
-          <w:rFonts w:ascii="Verdana" w:hAnsi="Verdana"/>
-          <w:sz w:val="28"/>
-          <w:szCs w:val="28"/>
-        </w:rPr>
-      </w:pPr>
       <w:hyperlink r:id="rId15" w:history="1">
         <w:r>
           <w:rPr>
@@ -1614,27 +1559,20 @@
           <w:t>https://marketplace.visualstudio.com/items?itemName=ms-dotnettools.csdevkit</w:t>
         </w:r>
       </w:hyperlink>
-      <w:r>
-        <w:rPr>
-          <w:rFonts w:ascii="Verdana" w:hAnsi="Verdana"/>
-          <w:sz w:val="28"/>
-          <w:szCs w:val="28"/>
-        </w:rPr>
-        <w:br/>
-      </w:r>
-      <w:r>
-        <w:rPr>
-          <w:rFonts w:ascii="Verdana" w:hAnsi="Verdana"/>
-          <w:noProof/>
+    </w:p>
+    <w:p>
+      <w:r>
+        <w:rPr>
+          <w:rFonts w:ascii="Verdana" w:hAnsi="Verdana"/>
           <w:sz w:val="28"/>
           <w:szCs w:val="28"/>
         </w:rPr>
         <w:lastRenderedPageBreak/>
         <w:drawing>
-          <wp:inline distT="0" distB="0" distL="0" distR="0" wp14:anchorId="5F38C7A3" wp14:editId="2A5C928A">
-            <wp:extent cx="6562197" cy="3581400"/>
-            <wp:effectExtent l="0" t="0" r="0" b="0"/>
-            <wp:docPr id="192664265" name="Imagem 1"/>
+          <wp:inline distT="0" distB="0" distL="0" distR="0" wp14:anchorId="0041E2DD" wp14:editId="00CBB495">
+            <wp:extent cx="6188710" cy="1679575"/>
+            <wp:effectExtent l="0" t="0" r="2540" b="0"/>
+            <wp:docPr id="5342782" name="Imagem 1"/>
             <wp:cNvGraphicFramePr>
               <a:graphicFrameLocks xmlns:a="http://schemas.openxmlformats.org/drawingml/2006/main" noChangeAspect="1"/>
             </wp:cNvGraphicFramePr>
@@ -1642,7 +1580,7 @@
               <a:graphicData uri="http://schemas.openxmlformats.org/drawingml/2006/picture">
                 <pic:pic xmlns:pic="http://schemas.openxmlformats.org/drawingml/2006/picture">
                   <pic:nvPicPr>
-                    <pic:cNvPr id="192664265" name=""/>
+                    <pic:cNvPr id="5342782" name=""/>
                     <pic:cNvPicPr/>
                   </pic:nvPicPr>
                   <pic:blipFill>
@@ -1654,7 +1592,65 @@
                   <pic:spPr>
                     <a:xfrm>
                       <a:off x="0" y="0"/>
-                      <a:ext cx="6562910" cy="3581789"/>
+                      <a:ext cx="6188710" cy="1679575"/>
+                    </a:xfrm>
+                    <a:prstGeom prst="rect">
+                      <a:avLst/>
+                    </a:prstGeom>
+                  </pic:spPr>
+                </pic:pic>
+              </a:graphicData>
+            </a:graphic>
+          </wp:inline>
+        </w:drawing>
+      </w:r>
+    </w:p>
+    <w:p>
+      <w:r>
+        <w:rPr>
+          <w:rFonts w:ascii="Verdana" w:hAnsi="Verdana"/>
+          <w:sz w:val="28"/>
+          <w:szCs w:val="28"/>
+        </w:rPr>
+        <w:br/>
+      </w:r>
+      <w:r>
+        <w:rPr>
+          <w:rFonts w:ascii="Verdana" w:hAnsi="Verdana"/>
+          <w:sz w:val="28"/>
+          <w:szCs w:val="28"/>
+        </w:rPr>
+        <w:drawing>
+          <wp:inline distT="0" distB="0" distL="0" distR="0" wp14:anchorId="5F38C7A3" wp14:editId="262AC905">
+            <wp:extent cx="6562910" cy="1568129"/>
+            <wp:effectExtent l="0" t="0" r="0" b="0"/>
+            <wp:docPr id="192664265" name="Imagem 1"/>
+            <wp:cNvGraphicFramePr>
+              <a:graphicFrameLocks xmlns:a="http://schemas.openxmlformats.org/drawingml/2006/main" noChangeAspect="1"/>
+            </wp:cNvGraphicFramePr>
+            <a:graphic xmlns:a="http://schemas.openxmlformats.org/drawingml/2006/main">
+              <a:graphicData uri="http://schemas.openxmlformats.org/drawingml/2006/picture">
+                <pic:pic xmlns:pic="http://schemas.openxmlformats.org/drawingml/2006/picture">
+                  <pic:nvPicPr>
+                    <pic:cNvPr id="192664265" name="Imagem 1"/>
+                    <pic:cNvPicPr/>
+                  </pic:nvPicPr>
+                  <pic:blipFill>
+                    <a:blip r:embed="rId17">
+                      <a:extLst>
+                        <a:ext uri="{28A0092B-C50C-407E-A947-70E740481C1C}">
+                          <a14:useLocalDpi xmlns:a14="http://schemas.microsoft.com/office/drawing/2010/main" val="0"/>
+                        </a:ext>
+                      </a:extLst>
+                    </a:blip>
+                    <a:stretch>
+                      <a:fillRect/>
+                    </a:stretch>
+                  </pic:blipFill>
+                  <pic:spPr>
+                    <a:xfrm>
+                      <a:off x="0" y="0"/>
+                      <a:ext cx="6562910" cy="1568129"/>
                     </a:xfrm>
                     <a:prstGeom prst="rect">
                       <a:avLst/>
@@ -1669,6 +1665,57 @@
           </wp:inline>
         </w:drawing>
       </w:r>
+    </w:p>
+    <w:p>
+      <w:pPr>
+        <w:rPr>
+          <w:rFonts w:ascii="Verdana" w:hAnsi="Verdana"/>
+          <w:sz w:val="28"/>
+          <w:szCs w:val="28"/>
+        </w:rPr>
+      </w:pPr>
+      <w:r>
+        <w:rPr>
+          <w:rFonts w:ascii="Verdana" w:hAnsi="Verdana"/>
+          <w:sz w:val="28"/>
+          <w:szCs w:val="28"/>
+        </w:rPr>
+        <w:drawing>
+          <wp:inline distT="0" distB="0" distL="0" distR="0" wp14:anchorId="4CECACC4" wp14:editId="3F6A727C">
+            <wp:extent cx="6188710" cy="1410335"/>
+            <wp:effectExtent l="0" t="0" r="2540" b="0"/>
+            <wp:docPr id="76685784" name="Imagem 1"/>
+            <wp:cNvGraphicFramePr>
+              <a:graphicFrameLocks xmlns:a="http://schemas.openxmlformats.org/drawingml/2006/main" noChangeAspect="1"/>
+            </wp:cNvGraphicFramePr>
+            <a:graphic xmlns:a="http://schemas.openxmlformats.org/drawingml/2006/main">
+              <a:graphicData uri="http://schemas.openxmlformats.org/drawingml/2006/picture">
+                <pic:pic xmlns:pic="http://schemas.openxmlformats.org/drawingml/2006/picture">
+                  <pic:nvPicPr>
+                    <pic:cNvPr id="76685784" name=""/>
+                    <pic:cNvPicPr/>
+                  </pic:nvPicPr>
+                  <pic:blipFill>
+                    <a:blip r:embed="rId18"/>
+                    <a:stretch>
+                      <a:fillRect/>
+                    </a:stretch>
+                  </pic:blipFill>
+                  <pic:spPr>
+                    <a:xfrm>
+                      <a:off x="0" y="0"/>
+                      <a:ext cx="6188710" cy="1410335"/>
+                    </a:xfrm>
+                    <a:prstGeom prst="rect">
+                      <a:avLst/>
+                    </a:prstGeom>
+                  </pic:spPr>
+                </pic:pic>
+              </a:graphicData>
+            </a:graphic>
+          </wp:inline>
+        </w:drawing>
+      </w:r>
       <w:r>
         <w:rPr>
           <w:rFonts w:ascii="Verdana" w:hAnsi="Verdana"/>
@@ -1847,7 +1894,7 @@
           <w:szCs w:val="28"/>
         </w:rPr>
       </w:pPr>
-      <w:hyperlink r:id="rId17" w:history="1">
+      <w:hyperlink r:id="rId19" w:history="1">
         <w:r>
           <w:rPr>
             <w:rStyle w:val="Hyperlink"/>
@@ -1900,7 +1947,7 @@
           <w:szCs w:val="28"/>
         </w:rPr>
       </w:pPr>
-      <w:hyperlink r:id="rId18" w:history="1">
+      <w:hyperlink r:id="rId20" w:history="1">
         <w:r>
           <w:rPr>
             <w:rStyle w:val="Hyperlink"/>
@@ -1920,6 +1967,15 @@
           <w:szCs w:val="28"/>
         </w:rPr>
       </w:pPr>
+    </w:p>
+    <w:p>
+      <w:pPr>
+        <w:rPr>
+          <w:rFonts w:ascii="Verdana" w:hAnsi="Verdana"/>
+          <w:sz w:val="28"/>
+          <w:szCs w:val="28"/>
+        </w:rPr>
+      </w:pPr>
       <w:r>
         <w:rPr>
           <w:rFonts w:ascii="Verdana" w:hAnsi="Verdana"/>
@@ -1971,7 +2027,12 @@
       </w:r>
     </w:p>
     <w:sectPr>
-      <w:headerReference w:type="default" r:id="rId19"/>
+      <w:headerReference w:type="even" r:id="rId21"/>
+      <w:headerReference w:type="default" r:id="rId22"/>
+      <w:footerReference w:type="even" r:id="rId23"/>
+      <w:footerReference w:type="default" r:id="rId24"/>
+      <w:headerReference w:type="first" r:id="rId25"/>
+      <w:footerReference w:type="first" r:id="rId26"/>
       <w:pgSz w:w="11906" w:h="16838"/>
       <w:pgMar w:top="1440" w:right="1080" w:bottom="1440" w:left="1080" w:header="708" w:footer="708" w:gutter="0"/>
       <w:cols w:space="708"/>
@@ -2006,6 +2067,36 @@
 </w:endnotes>
 </file>
 
+<file path=word/footer1.xml><?xml version="1.0" encoding="utf-8"?>
+<w:ftr xmlns:wpc="http://schemas.microsoft.com/office/word/2010/wordprocessingCanvas" xmlns:cx="http://schemas.microsoft.com/office/drawing/2014/chartex" xmlns:cx1="http://schemas.microsoft.com/office/drawing/2015/9/8/chartex" xmlns:cx2="http://schemas.microsoft.com/office/drawing/2015/10/21/chartex" xmlns:cx3="http://schemas.microsoft.com/office/drawing/2016/5/9/chartex" xmlns:cx4="http://schemas.microsoft.com/office/drawing/2016/5/10/chartex" xmlns:cx5="http://schemas.microsoft.com/office/drawing/2016/5/11/chartex" xmlns:cx6="http://schemas.microsoft.com/office/drawing/2016/5/12/chartex" xmlns:cx7="http://schemas.microsoft.com/office/drawing/2016/5/13/chartex" xmlns:cx8="http://schemas.microsoft.com/office/drawing/2016/5/14/chartex" xmlns:mc="http://schemas.openxmlformats.org/markup-compatibility/2006" xmlns:aink="http://schemas.microsoft.com/office/drawing/2016/ink" xmlns:am3d="http://schemas.microsoft.com/office/drawing/2017/model3d" xmlns:o="urn:schemas-microsoft-com:office:office" xmlns:oel="http://schemas.microsoft.com/office/2019/extlst" xmlns:r="http://schemas.openxmlformats.org/officeDocument/2006/relationships" xmlns:m="http://schemas.openxmlformats.org/officeDocument/2006/math" xmlns:v="urn:schemas-microsoft-com:vml" xmlns:wp14="http://schemas.microsoft.com/office/word/2010/wordprocessingDrawing" xmlns:wp="http://schemas.openxmlformats.org/drawingml/2006/wordprocessingDrawing" xmlns:w10="urn:schemas-microsoft-com:office:word" xmlns:w="http://schemas.openxmlformats.org/wordprocessingml/2006/main" xmlns:w14="http://schemas.microsoft.com/office/word/2010/wordml" xmlns:w15="http://schemas.microsoft.com/office/word/2012/wordml" xmlns:w16cex="http://schemas.microsoft.com/office/word/2018/wordml/cex" xmlns:w16cid="http://schemas.microsoft.com/office/word/2016/wordml/cid" xmlns:w16="http://schemas.microsoft.com/office/word/2018/wordml" xmlns:w16du="http://schemas.microsoft.com/office/word/2023/wordml/word16du" xmlns:w16sdtdh="http://schemas.microsoft.com/office/word/2020/wordml/sdtdatahash" xmlns:w16sdtfl="http://schemas.microsoft.com/office/word/2024/wordml/sdtformatlock" xmlns:w16se="http://schemas.microsoft.com/office/word/2015/wordml/symex" xmlns:wpg="http://schemas.microsoft.com/office/word/2010/wordprocessingGroup" xmlns:wpi="http://schemas.microsoft.com/office/word/2010/wordprocessingInk" xmlns:wne="http://schemas.microsoft.com/office/word/2006/wordml" xmlns:wps="http://schemas.microsoft.com/office/word/2010/wordprocessingShape" mc:Ignorable="w14 w15 w16se w16cid w16 w16cex w16sdtdh w16sdtfl w16du wp14">
+  <w:p>
+    <w:pPr>
+      <w:pStyle w:val="Rodap"/>
+    </w:pPr>
+  </w:p>
+</w:ftr>
+</file>
+
+<file path=word/footer2.xml><?xml version="1.0" encoding="utf-8"?>
+<w:ftr xmlns:wpc="http://schemas.microsoft.com/office/word/2010/wordprocessingCanvas" xmlns:cx="http://schemas.microsoft.com/office/drawing/2014/chartex" xmlns:cx1="http://schemas.microsoft.com/office/drawing/2015/9/8/chartex" xmlns:cx2="http://schemas.microsoft.com/office/drawing/2015/10/21/chartex" xmlns:cx3="http://schemas.microsoft.com/office/drawing/2016/5/9/chartex" xmlns:cx4="http://schemas.microsoft.com/office/drawing/2016/5/10/chartex" xmlns:cx5="http://schemas.microsoft.com/office/drawing/2016/5/11/chartex" xmlns:cx6="http://schemas.microsoft.com/office/drawing/2016/5/12/chartex" xmlns:cx7="http://schemas.microsoft.com/office/drawing/2016/5/13/chartex" xmlns:cx8="http://schemas.microsoft.com/office/drawing/2016/5/14/chartex" xmlns:mc="http://schemas.openxmlformats.org/markup-compatibility/2006" xmlns:aink="http://schemas.microsoft.com/office/drawing/2016/ink" xmlns:am3d="http://schemas.microsoft.com/office/drawing/2017/model3d" xmlns:o="urn:schemas-microsoft-com:office:office" xmlns:oel="http://schemas.microsoft.com/office/2019/extlst" xmlns:r="http://schemas.openxmlformats.org/officeDocument/2006/relationships" xmlns:m="http://schemas.openxmlformats.org/officeDocument/2006/math" xmlns:v="urn:schemas-microsoft-com:vml" xmlns:wp14="http://schemas.microsoft.com/office/word/2010/wordprocessingDrawing" xmlns:wp="http://schemas.openxmlformats.org/drawingml/2006/wordprocessingDrawing" xmlns:w10="urn:schemas-microsoft-com:office:word" xmlns:w="http://schemas.openxmlformats.org/wordprocessingml/2006/main" xmlns:w14="http://schemas.microsoft.com/office/word/2010/wordml" xmlns:w15="http://schemas.microsoft.com/office/word/2012/wordml" xmlns:w16cex="http://schemas.microsoft.com/office/word/2018/wordml/cex" xmlns:w16cid="http://schemas.microsoft.com/office/word/2016/wordml/cid" xmlns:w16="http://schemas.microsoft.com/office/word/2018/wordml" xmlns:w16du="http://schemas.microsoft.com/office/word/2023/wordml/word16du" xmlns:w16sdtdh="http://schemas.microsoft.com/office/word/2020/wordml/sdtdatahash" xmlns:w16sdtfl="http://schemas.microsoft.com/office/word/2024/wordml/sdtformatlock" xmlns:w16se="http://schemas.microsoft.com/office/word/2015/wordml/symex" xmlns:wpg="http://schemas.microsoft.com/office/word/2010/wordprocessingGroup" xmlns:wpi="http://schemas.microsoft.com/office/word/2010/wordprocessingInk" xmlns:wne="http://schemas.microsoft.com/office/word/2006/wordml" xmlns:wps="http://schemas.microsoft.com/office/word/2010/wordprocessingShape" mc:Ignorable="w14 w15 w16se w16cid w16 w16cex w16sdtdh w16sdtfl w16du wp14">
+  <w:p>
+    <w:pPr>
+      <w:pStyle w:val="Rodap"/>
+    </w:pPr>
+  </w:p>
+</w:ftr>
+</file>
+
+<file path=word/footer3.xml><?xml version="1.0" encoding="utf-8"?>
+<w:ftr xmlns:wpc="http://schemas.microsoft.com/office/word/2010/wordprocessingCanvas" xmlns:cx="http://schemas.microsoft.com/office/drawing/2014/chartex" xmlns:cx1="http://schemas.microsoft.com/office/drawing/2015/9/8/chartex" xmlns:cx2="http://schemas.microsoft.com/office/drawing/2015/10/21/chartex" xmlns:cx3="http://schemas.microsoft.com/office/drawing/2016/5/9/chartex" xmlns:cx4="http://schemas.microsoft.com/office/drawing/2016/5/10/chartex" xmlns:cx5="http://schemas.microsoft.com/office/drawing/2016/5/11/chartex" xmlns:cx6="http://schemas.microsoft.com/office/drawing/2016/5/12/chartex" xmlns:cx7="http://schemas.microsoft.com/office/drawing/2016/5/13/chartex" xmlns:cx8="http://schemas.microsoft.com/office/drawing/2016/5/14/chartex" xmlns:mc="http://schemas.openxmlformats.org/markup-compatibility/2006" xmlns:aink="http://schemas.microsoft.com/office/drawing/2016/ink" xmlns:am3d="http://schemas.microsoft.com/office/drawing/2017/model3d" xmlns:o="urn:schemas-microsoft-com:office:office" xmlns:oel="http://schemas.microsoft.com/office/2019/extlst" xmlns:r="http://schemas.openxmlformats.org/officeDocument/2006/relationships" xmlns:m="http://schemas.openxmlformats.org/officeDocument/2006/math" xmlns:v="urn:schemas-microsoft-com:vml" xmlns:wp14="http://schemas.microsoft.com/office/word/2010/wordprocessingDrawing" xmlns:wp="http://schemas.openxmlformats.org/drawingml/2006/wordprocessingDrawing" xmlns:w10="urn:schemas-microsoft-com:office:word" xmlns:w="http://schemas.openxmlformats.org/wordprocessingml/2006/main" xmlns:w14="http://schemas.microsoft.com/office/word/2010/wordml" xmlns:w15="http://schemas.microsoft.com/office/word/2012/wordml" xmlns:w16cex="http://schemas.microsoft.com/office/word/2018/wordml/cex" xmlns:w16cid="http://schemas.microsoft.com/office/word/2016/wordml/cid" xmlns:w16="http://schemas.microsoft.com/office/word/2018/wordml" xmlns:w16du="http://schemas.microsoft.com/office/word/2023/wordml/word16du" xmlns:w16sdtdh="http://schemas.microsoft.com/office/word/2020/wordml/sdtdatahash" xmlns:w16sdtfl="http://schemas.microsoft.com/office/word/2024/wordml/sdtformatlock" xmlns:w16se="http://schemas.microsoft.com/office/word/2015/wordml/symex" xmlns:wpg="http://schemas.microsoft.com/office/word/2010/wordprocessingGroup" xmlns:wpi="http://schemas.microsoft.com/office/word/2010/wordprocessingInk" xmlns:wne="http://schemas.microsoft.com/office/word/2006/wordml" xmlns:wps="http://schemas.microsoft.com/office/word/2010/wordprocessingShape" mc:Ignorable="w14 w15 w16se w16cid w16 w16cex w16sdtdh w16sdtfl w16du wp14">
+  <w:p>
+    <w:pPr>
+      <w:pStyle w:val="Rodap"/>
+    </w:pPr>
+  </w:p>
+</w:ftr>
+</file>
+
 <file path=word/footnotes.xml><?xml version="1.0" encoding="utf-8"?>
 <w:footnotes xmlns:wpc="http://schemas.microsoft.com/office/word/2010/wordprocessingCanvas" xmlns:cx="http://schemas.microsoft.com/office/drawing/2014/chartex" xmlns:cx1="http://schemas.microsoft.com/office/drawing/2015/9/8/chartex" xmlns:cx2="http://schemas.microsoft.com/office/drawing/2015/10/21/chartex" xmlns:cx3="http://schemas.microsoft.com/office/drawing/2016/5/9/chartex" xmlns:cx4="http://schemas.microsoft.com/office/drawing/2016/5/10/chartex" xmlns:cx5="http://schemas.microsoft.com/office/drawing/2016/5/11/chartex" xmlns:cx6="http://schemas.microsoft.com/office/drawing/2016/5/12/chartex" xmlns:cx7="http://schemas.microsoft.com/office/drawing/2016/5/13/chartex" xmlns:cx8="http://schemas.microsoft.com/office/drawing/2016/5/14/chartex" xmlns:mc="http://schemas.openxmlformats.org/markup-compatibility/2006" xmlns:aink="http://schemas.microsoft.com/office/drawing/2016/ink" xmlns:am3d="http://schemas.microsoft.com/office/drawing/2017/model3d" xmlns:o="urn:schemas-microsoft-com:office:office" xmlns:oel="http://schemas.microsoft.com/office/2019/extlst" xmlns:r="http://schemas.openxmlformats.org/officeDocument/2006/relationships" xmlns:m="http://schemas.openxmlformats.org/officeDocument/2006/math" xmlns:v="urn:schemas-microsoft-com:vml" xmlns:wp14="http://schemas.microsoft.com/office/word/2010/wordprocessingDrawing" xmlns:wp="http://schemas.openxmlformats.org/drawingml/2006/wordprocessingDrawing" xmlns:w10="urn:schemas-microsoft-com:office:word" xmlns:w="http://schemas.openxmlformats.org/wordprocessingml/2006/main" xmlns:w14="http://schemas.microsoft.com/office/word/2010/wordml" xmlns:w15="http://schemas.microsoft.com/office/word/2012/wordml" xmlns:w16cex="http://schemas.microsoft.com/office/word/2018/wordml/cex" xmlns:w16cid="http://schemas.microsoft.com/office/word/2016/wordml/cid" xmlns:w16="http://schemas.microsoft.com/office/word/2018/wordml" xmlns:w16du="http://schemas.microsoft.com/office/word/2023/wordml/word16du" xmlns:w16sdtdh="http://schemas.microsoft.com/office/word/2020/wordml/sdtdatahash" xmlns:w16sdtfl="http://schemas.microsoft.com/office/word/2024/wordml/sdtformatlock" xmlns:w16se="http://schemas.microsoft.com/office/word/2015/wordml/symex" xmlns:wpg="http://schemas.microsoft.com/office/word/2010/wordprocessingGroup" xmlns:wpi="http://schemas.microsoft.com/office/word/2010/wordprocessingInk" xmlns:wne="http://schemas.microsoft.com/office/word/2006/wordml" xmlns:wps="http://schemas.microsoft.com/office/word/2010/wordprocessingShape" mc:Ignorable="w14 w15 w16se w16cid w16 w16cex w16sdtdh w16sdtfl w16du wp14">
   <w:footnote w:type="separator" w:id="-1">
@@ -2032,6 +2123,16 @@
 </file>
 
 <file path=word/header1.xml><?xml version="1.0" encoding="utf-8"?>
+<w:hdr xmlns:wpc="http://schemas.microsoft.com/office/word/2010/wordprocessingCanvas" xmlns:cx="http://schemas.microsoft.com/office/drawing/2014/chartex" xmlns:cx1="http://schemas.microsoft.com/office/drawing/2015/9/8/chartex" xmlns:cx2="http://schemas.microsoft.com/office/drawing/2015/10/21/chartex" xmlns:cx3="http://schemas.microsoft.com/office/drawing/2016/5/9/chartex" xmlns:cx4="http://schemas.microsoft.com/office/drawing/2016/5/10/chartex" xmlns:cx5="http://schemas.microsoft.com/office/drawing/2016/5/11/chartex" xmlns:cx6="http://schemas.microsoft.com/office/drawing/2016/5/12/chartex" xmlns:cx7="http://schemas.microsoft.com/office/drawing/2016/5/13/chartex" xmlns:cx8="http://schemas.microsoft.com/office/drawing/2016/5/14/chartex" xmlns:mc="http://schemas.openxmlformats.org/markup-compatibility/2006" xmlns:aink="http://schemas.microsoft.com/office/drawing/2016/ink" xmlns:am3d="http://schemas.microsoft.com/office/drawing/2017/model3d" xmlns:o="urn:schemas-microsoft-com:office:office" xmlns:oel="http://schemas.microsoft.com/office/2019/extlst" xmlns:r="http://schemas.openxmlformats.org/officeDocument/2006/relationships" xmlns:m="http://schemas.openxmlformats.org/officeDocument/2006/math" xmlns:v="urn:schemas-microsoft-com:vml" xmlns:wp14="http://schemas.microsoft.com/office/word/2010/wordprocessingDrawing" xmlns:wp="http://schemas.openxmlformats.org/drawingml/2006/wordprocessingDrawing" xmlns:w10="urn:schemas-microsoft-com:office:word" xmlns:w="http://schemas.openxmlformats.org/wordprocessingml/2006/main" xmlns:w14="http://schemas.microsoft.com/office/word/2010/wordml" xmlns:w15="http://schemas.microsoft.com/office/word/2012/wordml" xmlns:w16cex="http://schemas.microsoft.com/office/word/2018/wordml/cex" xmlns:w16cid="http://schemas.microsoft.com/office/word/2016/wordml/cid" xmlns:w16="http://schemas.microsoft.com/office/word/2018/wordml" xmlns:w16du="http://schemas.microsoft.com/office/word/2023/wordml/word16du" xmlns:w16sdtdh="http://schemas.microsoft.com/office/word/2020/wordml/sdtdatahash" xmlns:w16sdtfl="http://schemas.microsoft.com/office/word/2024/wordml/sdtformatlock" xmlns:w16se="http://schemas.microsoft.com/office/word/2015/wordml/symex" xmlns:wpg="http://schemas.microsoft.com/office/word/2010/wordprocessingGroup" xmlns:wpi="http://schemas.microsoft.com/office/word/2010/wordprocessingInk" xmlns:wne="http://schemas.microsoft.com/office/word/2006/wordml" xmlns:wps="http://schemas.microsoft.com/office/word/2010/wordprocessingShape" mc:Ignorable="w14 w15 w16se w16cid w16 w16cex w16sdtdh w16sdtfl w16du wp14">
+  <w:p>
+    <w:pPr>
+      <w:pStyle w:val="Cabealho"/>
+    </w:pPr>
+  </w:p>
+</w:hdr>
+</file>
+
+<file path=word/header2.xml><?xml version="1.0" encoding="utf-8"?>
 <w:hdr xmlns:wpc="http://schemas.microsoft.com/office/word/2010/wordprocessingCanvas" xmlns:cx="http://schemas.microsoft.com/office/drawing/2014/chartex" xmlns:cx1="http://schemas.microsoft.com/office/drawing/2015/9/8/chartex" xmlns:cx2="http://schemas.microsoft.com/office/drawing/2015/10/21/chartex" xmlns:cx3="http://schemas.microsoft.com/office/drawing/2016/5/9/chartex" xmlns:cx4="http://schemas.microsoft.com/office/drawing/2016/5/10/chartex" xmlns:cx5="http://schemas.microsoft.com/office/drawing/2016/5/11/chartex" xmlns:cx6="http://schemas.microsoft.com/office/drawing/2016/5/12/chartex" xmlns:cx7="http://schemas.microsoft.com/office/drawing/2016/5/13/chartex" xmlns:cx8="http://schemas.microsoft.com/office/drawing/2016/5/14/chartex" xmlns:mc="http://schemas.openxmlformats.org/markup-compatibility/2006" xmlns:aink="http://schemas.microsoft.com/office/drawing/2016/ink" xmlns:am3d="http://schemas.microsoft.com/office/drawing/2017/model3d" xmlns:o="urn:schemas-microsoft-com:office:office" xmlns:oel="http://schemas.microsoft.com/office/2019/extlst" xmlns:r="http://schemas.openxmlformats.org/officeDocument/2006/relationships" xmlns:m="http://schemas.openxmlformats.org/officeDocument/2006/math" xmlns:v="urn:schemas-microsoft-com:vml" xmlns:wp14="http://schemas.microsoft.com/office/word/2010/wordprocessingDrawing" xmlns:wp="http://schemas.openxmlformats.org/drawingml/2006/wordprocessingDrawing" xmlns:w10="urn:schemas-microsoft-com:office:word" xmlns:w="http://schemas.openxmlformats.org/wordprocessingml/2006/main" xmlns:w14="http://schemas.microsoft.com/office/word/2010/wordml" xmlns:w15="http://schemas.microsoft.com/office/word/2012/wordml" xmlns:w16cex="http://schemas.microsoft.com/office/word/2018/wordml/cex" xmlns:w16cid="http://schemas.microsoft.com/office/word/2016/wordml/cid" xmlns:w16="http://schemas.microsoft.com/office/word/2018/wordml" xmlns:w16du="http://schemas.microsoft.com/office/word/2023/wordml/word16du" xmlns:w16sdtdh="http://schemas.microsoft.com/office/word/2020/wordml/sdtdatahash" xmlns:w16sdtfl="http://schemas.microsoft.com/office/word/2024/wordml/sdtformatlock" xmlns:w16se="http://schemas.microsoft.com/office/word/2015/wordml/symex" xmlns:wpg="http://schemas.microsoft.com/office/word/2010/wordprocessingGroup" xmlns:wpi="http://schemas.microsoft.com/office/word/2010/wordprocessingInk" xmlns:wne="http://schemas.microsoft.com/office/word/2006/wordml" xmlns:wps="http://schemas.microsoft.com/office/word/2010/wordprocessingShape" mc:Ignorable="w14 w15 w16se w16cid w16 w16cex w16sdtdh w16sdtfl w16du wp14">
   <w:p>
     <w:pPr>
@@ -2044,7 +2145,6 @@
     <w:r>
       <w:rPr>
         <w:rFonts w:ascii="JetBrains Mono" w:hAnsi="JetBrains Mono" w:cs="JetBrains Mono"/>
-        <w:noProof/>
         <w:sz w:val="30"/>
         <w:szCs w:val="30"/>
       </w:rPr>
@@ -2119,7 +2219,32 @@
         <w:sz w:val="30"/>
         <w:szCs w:val="30"/>
       </w:rPr>
-      <w:t xml:space="preserve">Centro Universitário UNA </w:t>
+      <w:t>Matemática</w:t>
+    </w:r>
+    <w:r>
+      <w:rPr>
+        <w:rFonts w:ascii="JetBrains Mono" w:hAnsi="JetBrains Mono" w:cs="JetBrains Mono"/>
+        <w:sz w:val="30"/>
+        <w:szCs w:val="30"/>
+      </w:rPr>
+      <w:t xml:space="preserve"> Computacional Aplicada</w:t>
+    </w:r>
+  </w:p>
+  <w:p>
+    <w:pPr>
+      <w:rPr>
+        <w:rFonts w:ascii="JetBrains Mono" w:hAnsi="JetBrains Mono" w:cs="JetBrains Mono"/>
+        <w:sz w:val="30"/>
+        <w:szCs w:val="30"/>
+      </w:rPr>
+    </w:pPr>
+    <w:r>
+      <w:rPr>
+        <w:rFonts w:ascii="JetBrains Mono" w:hAnsi="JetBrains Mono" w:cs="JetBrains Mono"/>
+        <w:sz w:val="30"/>
+        <w:szCs w:val="30"/>
+      </w:rPr>
+      <w:t>Matemática Computacional</w:t>
     </w:r>
   </w:p>
   <w:p>
@@ -2145,6 +2270,16 @@
       </w:rPr>
       <w:br/>
     </w:r>
+  </w:p>
+</w:hdr>
+</file>
+
+<file path=word/header3.xml><?xml version="1.0" encoding="utf-8"?>
+<w:hdr xmlns:wpc="http://schemas.microsoft.com/office/word/2010/wordprocessingCanvas" xmlns:cx="http://schemas.microsoft.com/office/drawing/2014/chartex" xmlns:cx1="http://schemas.microsoft.com/office/drawing/2015/9/8/chartex" xmlns:cx2="http://schemas.microsoft.com/office/drawing/2015/10/21/chartex" xmlns:cx3="http://schemas.microsoft.com/office/drawing/2016/5/9/chartex" xmlns:cx4="http://schemas.microsoft.com/office/drawing/2016/5/10/chartex" xmlns:cx5="http://schemas.microsoft.com/office/drawing/2016/5/11/chartex" xmlns:cx6="http://schemas.microsoft.com/office/drawing/2016/5/12/chartex" xmlns:cx7="http://schemas.microsoft.com/office/drawing/2016/5/13/chartex" xmlns:cx8="http://schemas.microsoft.com/office/drawing/2016/5/14/chartex" xmlns:mc="http://schemas.openxmlformats.org/markup-compatibility/2006" xmlns:aink="http://schemas.microsoft.com/office/drawing/2016/ink" xmlns:am3d="http://schemas.microsoft.com/office/drawing/2017/model3d" xmlns:o="urn:schemas-microsoft-com:office:office" xmlns:oel="http://schemas.microsoft.com/office/2019/extlst" xmlns:r="http://schemas.openxmlformats.org/officeDocument/2006/relationships" xmlns:m="http://schemas.openxmlformats.org/officeDocument/2006/math" xmlns:v="urn:schemas-microsoft-com:vml" xmlns:wp14="http://schemas.microsoft.com/office/word/2010/wordprocessingDrawing" xmlns:wp="http://schemas.openxmlformats.org/drawingml/2006/wordprocessingDrawing" xmlns:w10="urn:schemas-microsoft-com:office:word" xmlns:w="http://schemas.openxmlformats.org/wordprocessingml/2006/main" xmlns:w14="http://schemas.microsoft.com/office/word/2010/wordml" xmlns:w15="http://schemas.microsoft.com/office/word/2012/wordml" xmlns:w16cex="http://schemas.microsoft.com/office/word/2018/wordml/cex" xmlns:w16cid="http://schemas.microsoft.com/office/word/2016/wordml/cid" xmlns:w16="http://schemas.microsoft.com/office/word/2018/wordml" xmlns:w16du="http://schemas.microsoft.com/office/word/2023/wordml/word16du" xmlns:w16sdtdh="http://schemas.microsoft.com/office/word/2020/wordml/sdtdatahash" xmlns:w16sdtfl="http://schemas.microsoft.com/office/word/2024/wordml/sdtformatlock" xmlns:w16se="http://schemas.microsoft.com/office/word/2015/wordml/symex" xmlns:wpg="http://schemas.microsoft.com/office/word/2010/wordprocessingGroup" xmlns:wpi="http://schemas.microsoft.com/office/word/2010/wordprocessingInk" xmlns:wne="http://schemas.microsoft.com/office/word/2006/wordml" xmlns:wps="http://schemas.microsoft.com/office/word/2010/wordprocessingShape" mc:Ignorable="w14 w15 w16se w16cid w16 w16cex w16sdtdh w16sdtfl w16du wp14">
+  <w:p>
+    <w:pPr>
+      <w:pStyle w:val="Cabealho"/>
+    </w:pPr>
   </w:p>
 </w:hdr>
 </file>
